--- a/apps/staff/src/core/Paperwork/US_TN/common/Classification2026/trustee_assessment_template_rework.docx
+++ b/apps/staff/src/core/Paperwork/US_TN/common/Classification2026/trustee_assessment_template_rework.docx
@@ -1740,7 +1740,7 @@
                 <w:sz w:val="21"/>
                 <w:szCs w:val="21"/>
               </w:rPr>
-              <w:t xml:space="preserve"> on a level of care (LOC) of 3, 4, 5, or 6.</w:t>
+              <w:t xml:space="preserve"> on a level of care (LOC) of 3, 4, or 5.</w:t>
             </w:r>
           </w:p>
         </w:tc>
@@ -4195,22 +4195,6 @@
             <w:r>
               <w:rPr>
                 <w:rFonts w:ascii="Arial" w:eastAsia="Arial" w:hAnsi="Arial" w:cs="Arial"/>
-                <w:b/>
-                <w:bCs/>
-                <w:color w:val="000000"/>
-                <w:sz w:val="19"/>
-                <w:szCs w:val="19"/>
-              </w:rPr>
-              <w:t xml:space="preserve">Trustee custody</w:t>
-            </w:r>
-          </w:p>
-          <w:p>
-            <w:pPr>
-              <w:spacing w:before="0" w:after="0" w:line="240" w:lineRule="auto"/>
-            </w:pPr>
-            <w:r>
-              <w:rPr>
-                <w:rFonts w:ascii="Arial" w:eastAsia="Arial" w:hAnsi="Arial" w:cs="Arial"/>
                 <w:color w:val="000000"/>
                 <w:sz w:val="21"/>
                 <w:szCs w:val="21"/>
@@ -4221,22 +4205,6 @@
           <w:p>
             <w:pPr>
               <w:spacing w:before="160" w:after="0" w:line="240" w:lineRule="auto"/>
-            </w:pPr>
-            <w:r>
-              <w:rPr>
-                <w:rFonts w:ascii="Arial" w:eastAsia="Arial" w:hAnsi="Arial" w:cs="Arial"/>
-                <w:b/>
-                <w:bCs/>
-                <w:color w:val="000000"/>
-                <w:sz w:val="19"/>
-                <w:szCs w:val="19"/>
-              </w:rPr>
-              <w:t xml:space="preserve">Annex housing</w:t>
-            </w:r>
-          </w:p>
-          <w:p>
-            <w:pPr>
-              <w:spacing w:before="0" w:after="0" w:line="240" w:lineRule="auto"/>
             </w:pPr>
             <w:r>
               <w:rPr>
